--- a/Lab4_VoThiTraMy_1931200017.docx
+++ b/Lab4_VoThiTraMy_1931200017.docx
@@ -89,7 +89,7 @@
         <w:keepLines w:val="0"/>
         <w:widowControl/>
         <w:suppressLineNumbers w:val="0"/>
-        <w:jc w:val="center"/>
+        <w:jc w:val="both"/>
         <w:rPr>
           <w:rFonts w:hint="default" w:ascii="Times New Roman" w:hAnsi="Times New Roman" w:eastAsia="TimesNewRomanPS-BoldMT" w:cs="Times New Roman"/>
           <w:b w:val="0"/>
@@ -101,6 +101,21 @@
           <w:lang w:val="en-US" w:eastAsia="zh-CN" w:bidi="ar"/>
         </w:rPr>
       </w:pPr>
+      <w:r>
+        <w:rPr>
+          <w:rFonts w:hint="default" w:ascii="Times New Roman" w:hAnsi="Times New Roman" w:eastAsia="TimesNewRomanPS-BoldMT"/>
+          <w:b w:val="0"/>
+          <w:bCs w:val="0"/>
+          <w:color w:val="000000"/>
+          <w:kern w:val="0"/>
+          <w:sz w:val="24"/>
+          <w:szCs w:val="24"/>
+          <w:lang w:val="en-US" w:eastAsia="zh-CN"/>
+        </w:rPr>
+        <w:t>https://github.com/myarmeiit/CSW430_Lab4.git</w:t>
+      </w:r>
+      <w:bookmarkStart w:id="0" w:name="_GoBack"/>
+      <w:bookmarkEnd w:id="0"/>
     </w:p>
     <w:p>
       <w:pPr>
@@ -461,8 +476,6 @@
           </wp:inline>
         </w:drawing>
       </w:r>
-      <w:bookmarkStart w:id="0" w:name="_GoBack"/>
-      <w:bookmarkEnd w:id="0"/>
     </w:p>
     <w:p>
       <w:pPr>
